--- a/TRẠNG THÁI DỰ ÁN 12.docx
+++ b/TRẠNG THÁI DỰ ÁN 12.docx
@@ -1,739 +1,361 @@
 
 <file path=word/document.xml><?xml version="1.0" encoding="utf-8"?>
-<w:document xmlns:wpc="http://schemas.microsoft.com/office/word/2010/wordprocessingCanvas" xmlns:cx="http://schemas.microsoft.com/office/drawing/2014/chartex" xmlns:cx1="http://schemas.microsoft.com/office/drawing/2015/9/8/chartex" xmlns:cx2="http://schemas.microsoft.com/office/drawing/2015/10/21/chartex" xmlns:cx3="http://schemas.microsoft.com/office/drawing/2016/5/9/chartex" xmlns:cx4="http://schemas.microsoft.com/office/drawing/2016/5/10/chartex" xmlns:cx5="http://schemas.microsoft.com/office/drawing/2016/5/11/chartex" xmlns:cx6="http://schemas.microsoft.com/office/drawing/2016/5/12/chartex" xmlns:cx7="http://schemas.microsoft.com/office/drawing/2016/5/13/chartex" xmlns:cx8="http://schemas.microsoft.com/office/drawing/2016/5/14/chartex" xmlns:mc="http://schemas.openxmlformats.org/markup-compatibility/2006" xmlns:aink="http://schemas.microsoft.com/office/drawing/2016/ink" xmlns:am3d="http://schemas.microsoft.com/office/drawing/2017/model3d" xmlns:o="urn:schemas-microsoft-com:office:office" xmlns:r="http://schemas.openxmlformats.org/officeDocument/2006/relationships" xmlns:m="http://schemas.openxmlformats.org/officeDocument/2006/math" xmlns:v="urn:schemas-microsoft-com:vml" xmlns:wp14="http://schemas.microsoft.com/office/word/2010/wordprocessingDrawing" xmlns:wp="http://schemas.openxmlformats.org/drawingml/2006/wordprocessingDrawing" xmlns:w10="urn:schemas-microsoft-com:office:word" xmlns:w="http://schemas.openxmlformats.org/wordprocessingml/2006/main" xmlns:w14="http://schemas.microsoft.com/office/word/2010/wordml" xmlns:w15="http://schemas.microsoft.com/office/word/2012/wordml" xmlns:w16cex="http://schemas.microsoft.com/office/word/2018/wordml/cex" xmlns:w16cid="http://schemas.microsoft.com/office/word/2016/wordml/cid" xmlns:w16="http://schemas.microsoft.com/office/word/2018/wordml" xmlns:w16sdtdh="http://schemas.microsoft.com/office/word/2020/wordml/sdtdatahash" xmlns:w16se="http://schemas.microsoft.com/office/word/2015/wordml/symex" xmlns:wpg="http://schemas.microsoft.com/office/word/2010/wordprocessingGroup" xmlns:wpi="http://schemas.microsoft.com/office/word/2010/wordprocessingInk" xmlns:wne="http://schemas.microsoft.com/office/word/2006/wordml" xmlns:wps="http://schemas.microsoft.com/office/word/2010/wordprocessingShape" mc:Ignorable="w14 w15 w16se w16cid w16 w16cex w16sdtdh wp14">
+<w:document xmlns:wpc="http://schemas.microsoft.com/office/word/2010/wordprocessingCanvas" xmlns:cx="http://schemas.microsoft.com/office/drawing/2014/chartex" xmlns:cx1="http://schemas.microsoft.com/office/drawing/2015/9/8/chartex" xmlns:cx2="http://schemas.microsoft.com/office/drawing/2015/10/21/chartex" xmlns:cx3="http://schemas.microsoft.com/office/drawing/2016/5/9/chartex" xmlns:cx4="http://schemas.microsoft.com/office/drawing/2016/5/10/chartex" xmlns:cx5="http://schemas.microsoft.com/office/drawing/2016/5/11/chartex" xmlns:cx6="http://schemas.microsoft.com/office/drawing/2016/5/12/chartex" xmlns:cx7="http://schemas.microsoft.com/office/drawing/2016/5/13/chartex" xmlns:cx8="http://schemas.microsoft.com/office/drawing/2016/5/14/chartex" xmlns:mc="http://schemas.openxmlformats.org/markup-compatibility/2006" xmlns:aink="http://schemas.microsoft.com/office/drawing/2016/ink" xmlns:am3d="http://schemas.microsoft.com/office/drawing/2017/model3d" xmlns:o="urn:schemas-microsoft-com:office:office" xmlns:oel="http://schemas.microsoft.com/office/2019/extlst" xmlns:r="http://schemas.openxmlformats.org/officeDocument/2006/relationships" xmlns:m="http://schemas.openxmlformats.org/officeDocument/2006/math" xmlns:v="urn:schemas-microsoft-com:vml" xmlns:wp14="http://schemas.microsoft.com/office/word/2010/wordprocessingDrawing" xmlns:wp="http://schemas.openxmlformats.org/drawingml/2006/wordprocessingDrawing" xmlns:w10="urn:schemas-microsoft-com:office:word" xmlns:w="http://schemas.openxmlformats.org/wordprocessingml/2006/main" xmlns:w14="http://schemas.microsoft.com/office/word/2010/wordml" xmlns:w15="http://schemas.microsoft.com/office/word/2012/wordml" xmlns:w16cex="http://schemas.microsoft.com/office/word/2018/wordml/cex" xmlns:w16cid="http://schemas.microsoft.com/office/word/2016/wordml/cid" xmlns:w16="http://schemas.microsoft.com/office/word/2018/wordml" xmlns:w16du="http://schemas.microsoft.com/office/word/2023/wordml/word16du" xmlns:w16sdtdh="http://schemas.microsoft.com/office/word/2020/wordml/sdtdatahash" xmlns:w16sdtfl="http://schemas.microsoft.com/office/word/2024/wordml/sdtformatlock" xmlns:w16se="http://schemas.microsoft.com/office/word/2015/wordml/symex" xmlns:wpg="http://schemas.microsoft.com/office/word/2010/wordprocessingGroup" xmlns:wpi="http://schemas.microsoft.com/office/word/2010/wordprocessingInk" xmlns:wne="http://schemas.microsoft.com/office/word/2006/wordml" xmlns:wps="http://schemas.microsoft.com/office/word/2010/wordprocessingShape" mc:Ignorable="w14 w15 w16se w16cid w16 w16cex w16sdtdh w16sdtfl w16du wp14">
   <w:body>
     <w:p>
       <w:pPr>
-        <w:spacing w:before="100" w:beforeAutospacing="1" w:after="100" w:afterAutospacing="1" w:line="240" w:lineRule="auto"/>
-        <w:outlineLvl w:val="0"/>
         <w:rPr>
-          <w:rFonts w:ascii="Times New Roman" w:eastAsia="Times New Roman" w:hAnsi="Times New Roman" w:cs="Times New Roman"/>
           <w:b/>
           <w:bCs/>
-          <w:kern w:val="36"/>
-          <w:sz w:val="48"/>
-          <w:szCs w:val="48"/>
         </w:rPr>
       </w:pPr>
       <w:r>
         <w:rPr>
-          <w:rFonts w:ascii="Times New Roman" w:eastAsia="Times New Roman" w:hAnsi="Times New Roman" w:cs="Times New Roman"/>
           <w:b/>
           <w:bCs/>
-          <w:kern w:val="36"/>
-          <w:sz w:val="48"/>
-          <w:szCs w:val="48"/>
         </w:rPr>
-        <w:t>TRẠNG THÁI DỰ ÁN: CHECKPOINT 12</w:t>
+        <w:t>TRẠNG THÁI DỰ ÁN: CHECKPOINT 12 (CẬP NHẬT)</w:t>
       </w:r>
     </w:p>
     <w:p>
-      <w:pPr>
-        <w:spacing w:before="100" w:beforeAutospacing="1" w:after="100" w:afterAutospacing="1" w:line="240" w:lineRule="auto"/>
+      <w:r>
         <w:rPr>
-          <w:rFonts w:ascii="Times New Roman" w:eastAsia="Times New Roman" w:hAnsi="Times New Roman" w:cs="Times New Roman"/>
-          <w:sz w:val="24"/>
-          <w:szCs w:val="24"/>
-        </w:rPr>
-      </w:pPr>
-      <w:r>
-        <w:rPr>
-          <w:rFonts w:ascii="Times New Roman" w:eastAsia="Times New Roman" w:hAnsi="Times New Roman" w:cs="Times New Roman"/>
           <w:b/>
           <w:bCs/>
-          <w:sz w:val="24"/>
-          <w:szCs w:val="24"/>
         </w:rPr>
         <w:t>Giai đoạn:</w:t>
       </w:r>
       <w:r>
+        <w:t xml:space="preserve"> Tạm dừng Cơ Khí - Nâng cấp Tủy Sống (Mechanical Pause &amp; Spinal Upgrade) </w:t>
+      </w:r>
+      <w:r>
         <w:rPr>
-          <w:rFonts w:ascii="Times New Roman" w:eastAsia="Times New Roman" w:hAnsi="Times New Roman" w:cs="Times New Roman"/>
-          <w:sz w:val="24"/>
-          <w:szCs w:val="24"/>
-        </w:rPr>
-        <w:t xml:space="preserve"> Đóng băng Giọng nói &amp; Tái định hướng Chiến thuật (Voice Freeze &amp; Tactical Pivot) </w:t>
-      </w:r>
-      <w:r>
-        <w:rPr>
-          <w:rFonts w:ascii="Times New Roman" w:eastAsia="Times New Roman" w:hAnsi="Times New Roman" w:cs="Times New Roman"/>
           <w:b/>
           <w:bCs/>
-          <w:sz w:val="24"/>
-          <w:szCs w:val="24"/>
         </w:rPr>
         <w:t>Ngày chốt:</w:t>
       </w:r>
       <w:r>
+        <w:t xml:space="preserve"> 16/02/2026 </w:t>
+      </w:r>
+      <w:r>
         <w:rPr>
-          <w:rFonts w:ascii="Times New Roman" w:eastAsia="Times New Roman" w:hAnsi="Times New Roman" w:cs="Times New Roman"/>
-          <w:sz w:val="24"/>
-          <w:szCs w:val="24"/>
-        </w:rPr>
-        <w:t xml:space="preserve"> 04/02/2026 </w:t>
-      </w:r>
-      <w:r>
-        <w:rPr>
-          <w:rFonts w:ascii="Times New Roman" w:eastAsia="Times New Roman" w:hAnsi="Times New Roman" w:cs="Times New Roman"/>
           <w:b/>
           <w:bCs/>
-          <w:sz w:val="24"/>
-          <w:szCs w:val="24"/>
         </w:rPr>
         <w:t>Trạng thái:</w:t>
       </w:r>
       <w:r>
+        <w:t xml:space="preserve"> </w:t>
+      </w:r>
+      <w:r>
         <w:rPr>
-          <w:rFonts w:ascii="Times New Roman" w:eastAsia="Times New Roman" w:hAnsi="Times New Roman" w:cs="Times New Roman"/>
-          <w:sz w:val="24"/>
-          <w:szCs w:val="24"/>
+          <w:rFonts w:ascii="Segoe UI Emoji" w:hAnsi="Segoe UI Emoji" w:cs="Segoe UI Emoji"/>
         </w:rPr>
-        <w:t xml:space="preserve"> </w:t>
-      </w:r>
-      <w:r>
-        <w:rPr>
-          <w:rFonts w:ascii="Times New Roman" w:eastAsia="Times New Roman" w:hAnsi="Times New Roman" w:cs="Times New Roman"/>
-          <w:sz w:val="24"/>
-          <w:szCs w:val="24"/>
-        </w:rPr>
-        <w:t>ĐÃ CHỐT &amp; CHUYỂN GIAI ĐOẠN</w:t>
+        <w:t>🔄</w:t>
+      </w:r>
+      <w:r>
+        <w:t xml:space="preserve"> CHUYỂN HƯỚNG (Pivoting)</w:t>
       </w:r>
     </w:p>
     <w:p>
       <w:pPr>
-        <w:spacing w:before="100" w:beforeAutospacing="1" w:after="100" w:afterAutospacing="1" w:line="240" w:lineRule="auto"/>
-        <w:outlineLvl w:val="2"/>
         <w:rPr>
-          <w:rFonts w:ascii="Times New Roman" w:eastAsia="Times New Roman" w:hAnsi="Times New Roman" w:cs="Times New Roman"/>
           <w:b/>
           <w:bCs/>
-          <w:sz w:val="27"/>
-          <w:szCs w:val="27"/>
         </w:rPr>
       </w:pPr>
       <w:r>
         <w:rPr>
-          <w:rFonts w:ascii="Times New Roman" w:eastAsia="Times New Roman" w:hAnsi="Times New Roman" w:cs="Times New Roman"/>
           <w:b/>
           <w:bCs/>
-          <w:sz w:val="27"/>
-          <w:szCs w:val="27"/>
         </w:rPr>
-        <w:t>1. QUYẾT ĐỊNH CHIẾN LƯỢC (STRATEGIC DECISIONS)</w:t>
+        <w:t>1. TÌNH HÌNH THỰC TẾ (SITUATION REPORT)</w:t>
       </w:r>
     </w:p>
     <w:p>
       <w:pPr>
         <w:numPr>
           <w:ilvl w:val="0"/>
-          <w:numId w:val="1"/>
+          <w:numId w:val="7"/>
         </w:numPr>
-        <w:spacing w:before="100" w:beforeAutospacing="1" w:after="100" w:afterAutospacing="1" w:line="240" w:lineRule="auto"/>
+      </w:pPr>
+      <w:r>
         <w:rPr>
-          <w:rFonts w:ascii="Times New Roman" w:eastAsia="Times New Roman" w:hAnsi="Times New Roman" w:cs="Times New Roman"/>
-          <w:sz w:val="24"/>
-          <w:szCs w:val="24"/>
-        </w:rPr>
-      </w:pPr>
-      <w:r>
-        <w:rPr>
-          <w:rFonts w:ascii="Times New Roman" w:eastAsia="Times New Roman" w:hAnsi="Times New Roman" w:cs="Times New Roman"/>
+          <w:rFonts w:ascii="Segoe UI Emoji" w:hAnsi="Segoe UI Emoji" w:cs="Segoe UI Emoji"/>
           <w:b/>
           <w:bCs/>
-          <w:sz w:val="24"/>
-          <w:szCs w:val="24"/>
         </w:rPr>
-        <w:t>[STOP] Tạm dừng phát triển Module Giọng Nói (Laptop-based):</w:t>
+        <w:t>⛔</w:t>
+      </w:r>
+      <w:r>
+        <w:rPr>
+          <w:b/>
+          <w:bCs/>
+        </w:rPr>
+        <w:t xml:space="preserve"> Khó khăn (Blocker):</w:t>
+      </w:r>
+      <w:r>
+        <w:t xml:space="preserve"> Linh kiện cơ khí (Khung, Bánh xe, Động cơ) bị delay vận chuyển. Không thể triển khai phần di chuyển (Mobility) ngay lập tức.</w:t>
       </w:r>
     </w:p>
     <w:p>
       <w:pPr>
         <w:numPr>
-          <w:ilvl w:val="1"/>
-          <w:numId w:val="1"/>
+          <w:ilvl w:val="0"/>
+          <w:numId w:val="7"/>
         </w:numPr>
-        <w:spacing w:before="100" w:beforeAutospacing="1" w:after="100" w:afterAutospacing="1" w:line="240" w:lineRule="auto"/>
+      </w:pPr>
+      <w:r>
         <w:rPr>
-          <w:rFonts w:ascii="Times New Roman" w:eastAsia="Times New Roman" w:hAnsi="Times New Roman" w:cs="Times New Roman"/>
-          <w:sz w:val="24"/>
-          <w:szCs w:val="24"/>
-        </w:rPr>
-      </w:pPr>
-      <w:r>
-        <w:rPr>
-          <w:rFonts w:ascii="Times New Roman" w:eastAsia="Times New Roman" w:hAnsi="Times New Roman" w:cs="Times New Roman"/>
+          <w:rFonts w:ascii="Segoe UI Emoji" w:hAnsi="Segoe UI Emoji" w:cs="Segoe UI Emoji"/>
           <w:b/>
           <w:bCs/>
-          <w:sz w:val="24"/>
-          <w:szCs w:val="24"/>
         </w:rPr>
-        <w:t>Lý do 1 (Phần cứng):</w:t>
+        <w:t>✅</w:t>
       </w:r>
       <w:r>
         <w:rPr>
-          <w:rFonts w:ascii="Times New Roman" w:eastAsia="Times New Roman" w:hAnsi="Times New Roman" w:cs="Times New Roman"/>
-          <w:sz w:val="24"/>
-          <w:szCs w:val="24"/>
+          <w:b/>
+          <w:bCs/>
         </w:rPr>
-        <w:t xml:space="preserve"> Micro tích hợp trên Laptop có độ nhạy kém, khả năng lọc ồn thấp, gây khó khăn và tốn thời gian khi test thực tế (phải hét lớn hoặc nói nhiều lần).</w:t>
+        <w:t xml:space="preserve"> Cơ hội (Opportunity):</w:t>
+      </w:r>
+      <w:r>
+        <w:t xml:space="preserve"> Vi điều khiển </w:t>
+      </w:r>
+      <w:r>
+        <w:rPr>
+          <w:b/>
+          <w:bCs/>
+        </w:rPr>
+        <w:t>ESP32 S3 Mini</w:t>
+      </w:r>
+      <w:r>
+        <w:t xml:space="preserve"> đã về hàng. Đây là thời điểm vàng để nâng cấp bộ xử lý trung tâm (Body) mà không bị gián đoạn bởi việc lắp ráp.</w:t>
       </w:r>
     </w:p>
     <w:p>
       <w:pPr>
+        <w:rPr>
+          <w:b/>
+          <w:bCs/>
+        </w:rPr>
+      </w:pPr>
+      <w:r>
+        <w:rPr>
+          <w:b/>
+          <w:bCs/>
+        </w:rPr>
+        <w:t>2. ĐIỀU CHỈNH CHIẾN THUẬT (TACTICAL ADJUSTMENT)</w:t>
+      </w:r>
+    </w:p>
+    <w:p>
+      <w:pPr>
+        <w:numPr>
+          <w:ilvl w:val="0"/>
+          <w:numId w:val="8"/>
+        </w:numPr>
+      </w:pPr>
+      <w:r>
+        <w:rPr>
+          <w:b/>
+          <w:bCs/>
+        </w:rPr>
+        <w:t>[TẠM DỪNG] Mục tiêu Vận hành:</w:t>
+      </w:r>
+    </w:p>
+    <w:p>
+      <w:pPr>
         <w:numPr>
           <w:ilvl w:val="1"/>
-          <w:numId w:val="1"/>
+          <w:numId w:val="8"/>
         </w:numPr>
-        <w:spacing w:before="100" w:beforeAutospacing="1" w:after="100" w:afterAutospacing="1" w:line="240" w:lineRule="auto"/>
+      </w:pPr>
+      <w:r>
+        <w:t>Dời lại việc test chạy thực tế sang Checkpoint sau (khi có đủ đồ).</w:t>
+      </w:r>
+    </w:p>
+    <w:p>
+      <w:pPr>
+        <w:numPr>
+          <w:ilvl w:val="0"/>
+          <w:numId w:val="8"/>
+        </w:numPr>
+      </w:pPr>
+      <w:r>
         <w:rPr>
-          <w:rFonts w:ascii="Times New Roman" w:eastAsia="Times New Roman" w:hAnsi="Times New Roman" w:cs="Times New Roman"/>
-          <w:sz w:val="24"/>
-          <w:szCs w:val="24"/>
-        </w:rPr>
-      </w:pPr>
-      <w:r>
-        <w:rPr>
-          <w:rFonts w:ascii="Times New Roman" w:eastAsia="Times New Roman" w:hAnsi="Times New Roman" w:cs="Times New Roman"/>
           <w:b/>
           <w:bCs/>
-          <w:sz w:val="24"/>
-          <w:szCs w:val="24"/>
         </w:rPr>
-        <w:t>Lý do 2 (Bảo mật):</w:t>
-      </w:r>
-      <w:r>
-        <w:rPr>
-          <w:rFonts w:ascii="Times New Roman" w:eastAsia="Times New Roman" w:hAnsi="Times New Roman" w:cs="Times New Roman"/>
-          <w:sz w:val="24"/>
-          <w:szCs w:val="24"/>
-        </w:rPr>
-        <w:t xml:space="preserve"> Cơ chế "Luôn lắng nghe" (Always-on) trên Laptop hiện tại không phân biệt được chủ nhân, dễ bị người lạ can thiệp (Rủi ro an toàn).</w:t>
+        <w:t>[ƯU TIÊN] Mục tiêu Nâng cấp Phần Cứng Điều Khiển:</w:t>
       </w:r>
     </w:p>
     <w:p>
       <w:pPr>
         <w:numPr>
-          <w:ilvl w:val="0"/>
-          <w:numId w:val="1"/>
+          <w:ilvl w:val="1"/>
+          <w:numId w:val="8"/>
         </w:numPr>
-        <w:spacing w:before="100" w:beforeAutospacing="1" w:after="100" w:afterAutospacing="1" w:line="240" w:lineRule="auto"/>
+      </w:pPr>
+      <w:r>
+        <w:t xml:space="preserve">Thay thế ESP32 thường (DevKit V1) bằng </w:t>
+      </w:r>
+      <w:r>
         <w:rPr>
-          <w:rFonts w:ascii="Times New Roman" w:eastAsia="Times New Roman" w:hAnsi="Times New Roman" w:cs="Times New Roman"/>
-          <w:sz w:val="24"/>
-          <w:szCs w:val="24"/>
-        </w:rPr>
-      </w:pPr>
-      <w:r>
-        <w:rPr>
-          <w:rFonts w:ascii="Times New Roman" w:eastAsia="Times New Roman" w:hAnsi="Times New Roman" w:cs="Times New Roman"/>
           <w:b/>
           <w:bCs/>
-          <w:sz w:val="24"/>
-          <w:szCs w:val="24"/>
         </w:rPr>
-        <w:t>[FOCUS] Tập trung vào Vận hành (Mobility):</w:t>
+        <w:t>ESP32 S3 Mini</w:t>
+      </w:r>
+      <w:r>
+        <w:t>.</w:t>
       </w:r>
     </w:p>
     <w:p>
       <w:pPr>
         <w:numPr>
           <w:ilvl w:val="1"/>
-          <w:numId w:val="1"/>
+          <w:numId w:val="8"/>
         </w:numPr>
-        <w:spacing w:before="100" w:beforeAutospacing="1" w:after="100" w:afterAutospacing="1" w:line="240" w:lineRule="auto"/>
-        <w:rPr>
-          <w:rFonts w:ascii="Times New Roman" w:eastAsia="Times New Roman" w:hAnsi="Times New Roman" w:cs="Times New Roman"/>
-          <w:sz w:val="24"/>
-          <w:szCs w:val="24"/>
-        </w:rPr>
-      </w:pPr>
-      <w:r>
-        <w:rPr>
-          <w:rFonts w:ascii="Times New Roman" w:eastAsia="Times New Roman" w:hAnsi="Times New Roman" w:cs="Times New Roman"/>
-          <w:sz w:val="24"/>
-          <w:szCs w:val="24"/>
-        </w:rPr>
-        <w:t>Chuyển toàn bộ nguồn lực sang việc hoàn thiện khung gầm, động cơ và thuật toán di chuyển (PID, Tracking) để xe thực sự chạy được.</w:t>
+      </w:pPr>
+      <w:r>
+        <w:t>Tận dụng sức mạnh của S3 (Native USB) để cải thiện tốc độ truyền lệnh.</w:t>
       </w:r>
     </w:p>
     <w:p>
       <w:pPr>
-        <w:spacing w:before="100" w:beforeAutospacing="1" w:after="100" w:afterAutospacing="1" w:line="240" w:lineRule="auto"/>
-        <w:outlineLvl w:val="2"/>
         <w:rPr>
-          <w:rFonts w:ascii="Times New Roman" w:eastAsia="Times New Roman" w:hAnsi="Times New Roman" w:cs="Times New Roman"/>
           <w:b/>
           <w:bCs/>
-          <w:sz w:val="27"/>
-          <w:szCs w:val="27"/>
         </w:rPr>
       </w:pPr>
       <w:r>
         <w:rPr>
-          <w:rFonts w:ascii="Times New Roman" w:eastAsia="Times New Roman" w:hAnsi="Times New Roman" w:cs="Times New Roman"/>
           <w:b/>
           <w:bCs/>
-          <w:sz w:val="27"/>
-          <w:szCs w:val="27"/>
         </w:rPr>
-        <w:t>2. TỔNG KẾT MODULE GIỌNG NÓI (VOICE MODULE RECAP)</w:t>
+        <w:t>3. NHIỆM VỤ CỤ THỂ (IMMEDIATE ACTIONS)</w:t>
       </w:r>
     </w:p>
     <w:p>
       <w:pPr>
-        <w:spacing w:before="100" w:beforeAutospacing="1" w:after="100" w:afterAutospacing="1" w:line="240" w:lineRule="auto"/>
+        <w:numPr>
+          <w:ilvl w:val="0"/>
+          <w:numId w:val="9"/>
+        </w:numPr>
+      </w:pPr>
+      <w:r>
         <w:rPr>
-          <w:rFonts w:ascii="Times New Roman" w:eastAsia="Times New Roman" w:hAnsi="Times New Roman" w:cs="Times New Roman"/>
-          <w:sz w:val="24"/>
-          <w:szCs w:val="24"/>
+          <w:b/>
+          <w:bCs/>
         </w:rPr>
-      </w:pPr>
-      <w:r>
-        <w:rPr>
-          <w:rFonts w:ascii="Times New Roman" w:eastAsia="Times New Roman" w:hAnsi="Times New Roman" w:cs="Times New Roman"/>
-          <w:sz w:val="24"/>
-          <w:szCs w:val="24"/>
-        </w:rPr>
-        <w:t>Mặc dù tạm dừng, chúng ta đã đạt được nền tảng Logic quan trọng:</w:t>
+        <w:t>Port Code (Chuyển nhà):</w:t>
       </w:r>
     </w:p>
     <w:p>
       <w:pPr>
         <w:numPr>
+          <w:ilvl w:val="1"/>
+          <w:numId w:val="9"/>
+        </w:numPr>
+      </w:pPr>
+      <w:r>
+        <w:t>Viết lại file pin_manager.h để tương thích với sơ đồ chân của S3 Mini.</w:t>
+      </w:r>
+    </w:p>
+    <w:p>
+      <w:pPr>
+        <w:numPr>
+          <w:ilvl w:val="1"/>
+          <w:numId w:val="9"/>
+        </w:numPr>
+      </w:pPr>
+      <w:r>
+        <w:t>Nạp thử code Body hiện tại vào chip mới.</w:t>
+      </w:r>
+    </w:p>
+    <w:p>
+      <w:pPr>
+        <w:numPr>
           <w:ilvl w:val="0"/>
-          <w:numId w:val="2"/>
+          <w:numId w:val="9"/>
         </w:numPr>
-        <w:spacing w:before="100" w:beforeAutospacing="1" w:after="100" w:afterAutospacing="1" w:line="240" w:lineRule="auto"/>
+      </w:pPr>
+      <w:r>
         <w:rPr>
-          <w:rFonts w:ascii="Times New Roman" w:eastAsia="Times New Roman" w:hAnsi="Times New Roman" w:cs="Times New Roman"/>
-          <w:sz w:val="24"/>
-          <w:szCs w:val="24"/>
-        </w:rPr>
-      </w:pPr>
-      <w:r>
-        <w:rPr>
-          <w:rFonts w:ascii="Segoe UI Emoji" w:eastAsia="Times New Roman" w:hAnsi="Segoe UI Emoji" w:cs="Segoe UI Emoji"/>
-          <w:sz w:val="24"/>
-          <w:szCs w:val="24"/>
-        </w:rPr>
-        <w:t>✅</w:t>
-      </w:r>
-      <w:r>
-        <w:rPr>
-          <w:rFonts w:ascii="Times New Roman" w:eastAsia="Times New Roman" w:hAnsi="Times New Roman" w:cs="Times New Roman"/>
-          <w:sz w:val="24"/>
-          <w:szCs w:val="24"/>
-        </w:rPr>
-        <w:t xml:space="preserve"> </w:t>
-      </w:r>
-      <w:r>
-        <w:rPr>
-          <w:rFonts w:ascii="Times New Roman" w:eastAsia="Times New Roman" w:hAnsi="Times New Roman" w:cs="Times New Roman"/>
           <w:b/>
           <w:bCs/>
-          <w:sz w:val="24"/>
-          <w:szCs w:val="24"/>
         </w:rPr>
-        <w:t>Giao tiếp:</w:t>
-      </w:r>
-      <w:r>
-        <w:rPr>
-          <w:rFonts w:ascii="Times New Roman" w:eastAsia="Times New Roman" w:hAnsi="Times New Roman" w:cs="Times New Roman"/>
-          <w:sz w:val="24"/>
-          <w:szCs w:val="24"/>
-        </w:rPr>
-        <w:t xml:space="preserve"> Đã tích hợp Google TTS (Giọng chị Google) mượt mà.</w:t>
+        <w:t>Nâng cấp Giao tiếp (Communication Upgrade):</w:t>
       </w:r>
     </w:p>
     <w:p>
       <w:pPr>
         <w:numPr>
-          <w:ilvl w:val="0"/>
-          <w:numId w:val="2"/>
+          <w:ilvl w:val="1"/>
+          <w:numId w:val="9"/>
         </w:numPr>
-        <w:spacing w:before="100" w:beforeAutospacing="1" w:after="100" w:afterAutospacing="1" w:line="240" w:lineRule="auto"/>
+      </w:pPr>
+      <w:r>
+        <w:t xml:space="preserve">Chuyển từ giao thức </w:t>
+      </w:r>
+      <w:r>
         <w:rPr>
-          <w:rFonts w:ascii="Times New Roman" w:eastAsia="Times New Roman" w:hAnsi="Times New Roman" w:cs="Times New Roman"/>
-          <w:sz w:val="24"/>
-          <w:szCs w:val="24"/>
-        </w:rPr>
-      </w:pPr>
-      <w:r>
-        <w:rPr>
-          <w:rFonts w:ascii="Segoe UI Emoji" w:eastAsia="Times New Roman" w:hAnsi="Segoe UI Emoji" w:cs="Segoe UI Emoji"/>
-          <w:sz w:val="24"/>
-          <w:szCs w:val="24"/>
-        </w:rPr>
-        <w:t>✅</w:t>
-      </w:r>
-      <w:r>
-        <w:rPr>
-          <w:rFonts w:ascii="Times New Roman" w:eastAsia="Times New Roman" w:hAnsi="Times New Roman" w:cs="Times New Roman"/>
-          <w:sz w:val="24"/>
-          <w:szCs w:val="24"/>
-        </w:rPr>
-        <w:t xml:space="preserve"> </w:t>
-      </w:r>
-      <w:r>
-        <w:rPr>
-          <w:rFonts w:ascii="Times New Roman" w:eastAsia="Times New Roman" w:hAnsi="Times New Roman" w:cs="Times New Roman"/>
           <w:b/>
           <w:bCs/>
-          <w:sz w:val="24"/>
-          <w:szCs w:val="24"/>
         </w:rPr>
-        <w:t>Điều khiển:</w:t>
+        <w:t>UDP qua WiFi</w:t>
+      </w:r>
+      <w:r>
+        <w:t xml:space="preserve"> (có độ trễ, rủi ro rớt mạng) sang </w:t>
       </w:r>
       <w:r>
         <w:rPr>
-          <w:rFonts w:ascii="Times New Roman" w:eastAsia="Times New Roman" w:hAnsi="Times New Roman" w:cs="Times New Roman"/>
-          <w:sz w:val="24"/>
-          <w:szCs w:val="24"/>
+          <w:b/>
+          <w:bCs/>
         </w:rPr>
-        <w:t xml:space="preserve"> Đã xây dựng xong bộ lệnh cơ bản (Tiến, Lùi, Trái, Phải, Dừng).</w:t>
+        <w:t>Serial qua USB Native</w:t>
+      </w:r>
+      <w:r>
+        <w:t xml:space="preserve"> (nhanh, ổn định tuyệt đối).</w:t>
       </w:r>
     </w:p>
     <w:p>
       <w:pPr>
         <w:numPr>
+          <w:ilvl w:val="1"/>
+          <w:numId w:val="9"/>
+        </w:numPr>
+      </w:pPr>
+      <w:r>
+        <w:t>Test độ phản hồi với các lệnh "W, A, S, D".</w:t>
+      </w:r>
+    </w:p>
+    <w:p>
+      <w:pPr>
+        <w:numPr>
           <w:ilvl w:val="0"/>
-          <w:numId w:val="2"/>
+          <w:numId w:val="9"/>
         </w:numPr>
-        <w:spacing w:before="100" w:beforeAutospacing="1" w:after="100" w:afterAutospacing="1" w:line="240" w:lineRule="auto"/>
+      </w:pPr>
+      <w:r>
         <w:rPr>
-          <w:rFonts w:ascii="Times New Roman" w:eastAsia="Times New Roman" w:hAnsi="Times New Roman" w:cs="Times New Roman"/>
-          <w:sz w:val="24"/>
-          <w:szCs w:val="24"/>
-        </w:rPr>
-      </w:pPr>
-      <w:r>
-        <w:rPr>
-          <w:rFonts w:ascii="Segoe UI Emoji" w:eastAsia="Times New Roman" w:hAnsi="Segoe UI Emoji" w:cs="Segoe UI Emoji"/>
-          <w:sz w:val="24"/>
-          <w:szCs w:val="24"/>
-        </w:rPr>
-        <w:t>✅</w:t>
-      </w:r>
-      <w:r>
-        <w:rPr>
-          <w:rFonts w:ascii="Times New Roman" w:eastAsia="Times New Roman" w:hAnsi="Times New Roman" w:cs="Times New Roman"/>
-          <w:sz w:val="24"/>
-          <w:szCs w:val="24"/>
-        </w:rPr>
-        <w:t xml:space="preserve"> </w:t>
-      </w:r>
-      <w:r>
-        <w:rPr>
-          <w:rFonts w:ascii="Times New Roman" w:eastAsia="Times New Roman" w:hAnsi="Times New Roman" w:cs="Times New Roman"/>
           <w:b/>
           <w:bCs/>
-          <w:sz w:val="24"/>
-          <w:szCs w:val="24"/>
         </w:rPr>
-        <w:t>Đa nhiệm:</w:t>
-      </w:r>
-      <w:r>
-        <w:rPr>
-          <w:rFonts w:ascii="Times New Roman" w:eastAsia="Times New Roman" w:hAnsi="Times New Roman" w:cs="Times New Roman"/>
-          <w:sz w:val="24"/>
-          <w:szCs w:val="24"/>
-        </w:rPr>
-        <w:t xml:space="preserve"> Robot đã biết vừa đi vừa nghe (dù phần cứng chưa đáp ứng tốt).</w:t>
+        <w:t>Chuẩn bị Tương lai:</w:t>
       </w:r>
     </w:p>
     <w:p>
       <w:pPr>
-        <w:spacing w:before="100" w:beforeAutospacing="1" w:after="100" w:afterAutospacing="1" w:line="240" w:lineRule="auto"/>
-        <w:outlineLvl w:val="2"/>
-        <w:rPr>
-          <w:rFonts w:ascii="Times New Roman" w:eastAsia="Times New Roman" w:hAnsi="Times New Roman" w:cs="Times New Roman"/>
-          <w:b/>
-          <w:bCs/>
-          <w:sz w:val="27"/>
-          <w:szCs w:val="27"/>
-        </w:rPr>
-      </w:pPr>
-      <w:r>
-        <w:rPr>
-          <w:rFonts w:ascii="Times New Roman" w:eastAsia="Times New Roman" w:hAnsi="Times New Roman" w:cs="Times New Roman"/>
-          <w:b/>
-          <w:bCs/>
-          <w:sz w:val="27"/>
-          <w:szCs w:val="27"/>
-        </w:rPr>
-        <w:t>3. TẦM NHÌN TƯƠNG LAI (FUTURE ROADMAP - PHASE 2.0)</w:t>
-      </w:r>
-    </w:p>
-    <w:p>
-      <w:pPr>
-        <w:spacing w:before="100" w:beforeAutospacing="1" w:after="100" w:afterAutospacing="1" w:line="240" w:lineRule="auto"/>
-        <w:rPr>
-          <w:rFonts w:ascii="Times New Roman" w:eastAsia="Times New Roman" w:hAnsi="Times New Roman" w:cs="Times New Roman"/>
-          <w:sz w:val="24"/>
-          <w:szCs w:val="24"/>
-        </w:rPr>
-      </w:pPr>
-      <w:r>
-        <w:rPr>
-          <w:rFonts w:ascii="Times New Roman" w:eastAsia="Times New Roman" w:hAnsi="Times New Roman" w:cs="Times New Roman"/>
-          <w:sz w:val="24"/>
-          <w:szCs w:val="24"/>
-        </w:rPr>
-        <w:t>Sẽ không tiếp tục tối ưu code trên Laptop nữa mà chuyển sang giải pháp phần cứng chuyên dụng khi xe đã hoàn thiện:</w:t>
-      </w:r>
-    </w:p>
-    <w:p>
-      <w:pPr>
-        <w:numPr>
-          <w:ilvl w:val="0"/>
-          <w:numId w:val="3"/>
-        </w:numPr>
-        <w:spacing w:before="100" w:beforeAutospacing="1" w:after="100" w:afterAutospacing="1" w:line="240" w:lineRule="auto"/>
-        <w:rPr>
-          <w:rFonts w:ascii="Times New Roman" w:eastAsia="Times New Roman" w:hAnsi="Times New Roman" w:cs="Times New Roman"/>
-          <w:sz w:val="24"/>
-          <w:szCs w:val="24"/>
-        </w:rPr>
-      </w:pPr>
-      <w:r>
-        <w:rPr>
-          <w:rFonts w:ascii="Segoe UI Emoji" w:eastAsia="Times New Roman" w:hAnsi="Segoe UI Emoji" w:cs="Segoe UI Emoji"/>
-          <w:b/>
-          <w:bCs/>
-          <w:sz w:val="24"/>
-          <w:szCs w:val="24"/>
-        </w:rPr>
-        <w:t>⚠️</w:t>
-      </w:r>
-      <w:r>
-        <w:rPr>
-          <w:rFonts w:ascii="Times New Roman" w:eastAsia="Times New Roman" w:hAnsi="Times New Roman" w:cs="Times New Roman"/>
-          <w:b/>
-          <w:bCs/>
-          <w:sz w:val="24"/>
-          <w:szCs w:val="24"/>
-        </w:rPr>
-        <w:t xml:space="preserve"> Nâng cấp Kiến trúc (Hardware Porting):</w:t>
-      </w:r>
-    </w:p>
-    <w:p>
-      <w:pPr>
         <w:numPr>
           <w:ilvl w:val="1"/>
-          <w:numId w:val="3"/>
+          <w:numId w:val="9"/>
         </w:numPr>
-        <w:spacing w:before="100" w:beforeAutospacing="1" w:after="100" w:afterAutospacing="1" w:line="240" w:lineRule="auto"/>
-        <w:rPr>
-          <w:rFonts w:ascii="Times New Roman" w:eastAsia="Times New Roman" w:hAnsi="Times New Roman" w:cs="Times New Roman"/>
-          <w:sz w:val="24"/>
-          <w:szCs w:val="24"/>
-        </w:rPr>
-      </w:pPr>
-      <w:r>
-        <w:rPr>
-          <w:rFonts w:ascii="Times New Roman" w:eastAsia="Times New Roman" w:hAnsi="Times New Roman" w:cs="Times New Roman"/>
-          <w:sz w:val="24"/>
-          <w:szCs w:val="24"/>
-        </w:rPr>
-        <w:t xml:space="preserve">Chuyển module </w:t>
-      </w:r>
-      <w:r>
-        <w:rPr>
-          <w:rFonts w:ascii="Courier New" w:eastAsia="Times New Roman" w:hAnsi="Courier New" w:cs="Courier New"/>
-          <w:sz w:val="20"/>
-          <w:szCs w:val="20"/>
-        </w:rPr>
-        <w:t>Ears</w:t>
-      </w:r>
-      <w:r>
-        <w:rPr>
-          <w:rFonts w:ascii="Times New Roman" w:eastAsia="Times New Roman" w:hAnsi="Times New Roman" w:cs="Times New Roman"/>
-          <w:sz w:val="24"/>
-          <w:szCs w:val="24"/>
-        </w:rPr>
-        <w:t xml:space="preserve"> (Nghe) và </w:t>
-      </w:r>
-      <w:r>
-        <w:rPr>
-          <w:rFonts w:ascii="Courier New" w:eastAsia="Times New Roman" w:hAnsi="Courier New" w:cs="Courier New"/>
-          <w:sz w:val="20"/>
-          <w:szCs w:val="20"/>
-        </w:rPr>
-        <w:t>Voice</w:t>
-      </w:r>
-      <w:r>
-        <w:rPr>
-          <w:rFonts w:ascii="Times New Roman" w:eastAsia="Times New Roman" w:hAnsi="Times New Roman" w:cs="Times New Roman"/>
-          <w:sz w:val="24"/>
-          <w:szCs w:val="24"/>
-        </w:rPr>
-        <w:t xml:space="preserve"> (Nói) từ Laptop xuống </w:t>
-      </w:r>
-      <w:r>
-        <w:rPr>
-          <w:rFonts w:ascii="Times New Roman" w:eastAsia="Times New Roman" w:hAnsi="Times New Roman" w:cs="Times New Roman"/>
-          <w:b/>
-          <w:bCs/>
-          <w:sz w:val="24"/>
-          <w:szCs w:val="24"/>
-        </w:rPr>
-        <w:t>Vi điều khiển</w:t>
-      </w:r>
-      <w:r>
-        <w:rPr>
-          <w:rFonts w:ascii="Times New Roman" w:eastAsia="Times New Roman" w:hAnsi="Times New Roman" w:cs="Times New Roman"/>
-          <w:sz w:val="24"/>
-          <w:szCs w:val="24"/>
-        </w:rPr>
-        <w:t xml:space="preserve"> (ESP32 chuyên dụng âm thanh hoặc module rời).</w:t>
-      </w:r>
-    </w:p>
-    <w:p>
-      <w:pPr>
-        <w:numPr>
-          <w:ilvl w:val="0"/>
-          <w:numId w:val="3"/>
-        </w:numPr>
-        <w:spacing w:before="100" w:beforeAutospacing="1" w:after="100" w:afterAutospacing="1" w:line="240" w:lineRule="auto"/>
-        <w:rPr>
-          <w:rFonts w:ascii="Times New Roman" w:eastAsia="Times New Roman" w:hAnsi="Times New Roman" w:cs="Times New Roman"/>
-          <w:sz w:val="24"/>
-          <w:szCs w:val="24"/>
-        </w:rPr>
-      </w:pPr>
-      <w:r>
-        <w:rPr>
-          <w:rFonts w:ascii="Segoe UI Emoji" w:eastAsia="Times New Roman" w:hAnsi="Segoe UI Emoji" w:cs="Segoe UI Emoji"/>
-          <w:b/>
-          <w:bCs/>
-          <w:sz w:val="24"/>
-          <w:szCs w:val="24"/>
-        </w:rPr>
-        <w:t>🔒</w:t>
-      </w:r>
-      <w:r>
-        <w:rPr>
-          <w:rFonts w:ascii="Times New Roman" w:eastAsia="Times New Roman" w:hAnsi="Times New Roman" w:cs="Times New Roman"/>
-          <w:b/>
-          <w:bCs/>
-          <w:sz w:val="24"/>
-          <w:szCs w:val="24"/>
-        </w:rPr>
-        <w:t xml:space="preserve"> Giải pháp Bảo mật "Smart Badge" (Thẻ Vận Hành):</w:t>
-      </w:r>
-    </w:p>
-    <w:p>
-      <w:pPr>
-        <w:numPr>
-          <w:ilvl w:val="1"/>
-          <w:numId w:val="3"/>
-        </w:numPr>
-        <w:spacing w:before="100" w:beforeAutospacing="1" w:after="100" w:afterAutospacing="1" w:line="240" w:lineRule="auto"/>
-        <w:rPr>
-          <w:rFonts w:ascii="Times New Roman" w:eastAsia="Times New Roman" w:hAnsi="Times New Roman" w:cs="Times New Roman"/>
-          <w:sz w:val="24"/>
-          <w:szCs w:val="24"/>
-        </w:rPr>
-      </w:pPr>
-      <w:r>
-        <w:rPr>
-          <w:rFonts w:ascii="Times New Roman" w:eastAsia="Times New Roman" w:hAnsi="Times New Roman" w:cs="Times New Roman"/>
-          <w:b/>
-          <w:bCs/>
-          <w:sz w:val="24"/>
-          <w:szCs w:val="24"/>
-        </w:rPr>
-        <w:t>Thiết bị:</w:t>
-      </w:r>
-      <w:r>
-        <w:rPr>
-          <w:rFonts w:ascii="Times New Roman" w:eastAsia="Times New Roman" w:hAnsi="Times New Roman" w:cs="Times New Roman"/>
-          <w:sz w:val="24"/>
-          <w:szCs w:val="24"/>
-        </w:rPr>
-        <w:t xml:space="preserve"> Một thẻ đeo/bộ đàm tích hợp Micro không dây + Nút bấm PTT (Push-to-Talk).</w:t>
-      </w:r>
-    </w:p>
-    <w:p>
-      <w:pPr>
-        <w:numPr>
-          <w:ilvl w:val="1"/>
-          <w:numId w:val="3"/>
-        </w:numPr>
-        <w:spacing w:before="100" w:beforeAutospacing="1" w:after="100" w:afterAutospacing="1" w:line="240" w:lineRule="auto"/>
-        <w:rPr>
-          <w:rFonts w:ascii="Times New Roman" w:eastAsia="Times New Roman" w:hAnsi="Times New Roman" w:cs="Times New Roman"/>
-          <w:sz w:val="24"/>
-          <w:szCs w:val="24"/>
-        </w:rPr>
-      </w:pPr>
-      <w:r>
-        <w:rPr>
-          <w:rFonts w:ascii="Times New Roman" w:eastAsia="Times New Roman" w:hAnsi="Times New Roman" w:cs="Times New Roman"/>
-          <w:b/>
-          <w:bCs/>
-          <w:sz w:val="24"/>
-          <w:szCs w:val="24"/>
-        </w:rPr>
-        <w:t>Cơ chế:</w:t>
-      </w:r>
-      <w:r>
-        <w:rPr>
-          <w:rFonts w:ascii="Times New Roman" w:eastAsia="Times New Roman" w:hAnsi="Times New Roman" w:cs="Times New Roman"/>
-          <w:sz w:val="24"/>
-          <w:szCs w:val="24"/>
-        </w:rPr>
-        <w:t xml:space="preserve"> Chỉ khi người vận hành </w:t>
-      </w:r>
-      <w:r>
-        <w:rPr>
-          <w:rFonts w:ascii="Times New Roman" w:eastAsia="Times New Roman" w:hAnsi="Times New Roman" w:cs="Times New Roman"/>
-          <w:b/>
-          <w:bCs/>
-          <w:sz w:val="24"/>
-          <w:szCs w:val="24"/>
-        </w:rPr>
-        <w:t>cầm thẻ và bấm nút</w:t>
-      </w:r>
-      <w:r>
-        <w:rPr>
-          <w:rFonts w:ascii="Times New Roman" w:eastAsia="Times New Roman" w:hAnsi="Times New Roman" w:cs="Times New Roman"/>
-          <w:sz w:val="24"/>
-          <w:szCs w:val="24"/>
-        </w:rPr>
-        <w:t>, lệnh giọng nói mới được gửi về Robot.</w:t>
-      </w:r>
-    </w:p>
-    <w:p>
-      <w:pPr>
-        <w:numPr>
-          <w:ilvl w:val="1"/>
-          <w:numId w:val="3"/>
-        </w:numPr>
-        <w:spacing w:before="100" w:beforeAutospacing="1" w:after="100" w:afterAutospacing="1" w:line="240" w:lineRule="auto"/>
-        <w:rPr>
-          <w:rFonts w:ascii="Times New Roman" w:eastAsia="Times New Roman" w:hAnsi="Times New Roman" w:cs="Times New Roman"/>
-          <w:sz w:val="24"/>
-          <w:szCs w:val="24"/>
-        </w:rPr>
-      </w:pPr>
-      <w:r>
-        <w:rPr>
-          <w:rFonts w:ascii="Times New Roman" w:eastAsia="Times New Roman" w:hAnsi="Times New Roman" w:cs="Times New Roman"/>
-          <w:b/>
-          <w:bCs/>
-          <w:sz w:val="24"/>
-          <w:szCs w:val="24"/>
-        </w:rPr>
-        <w:t>Lợi ích:</w:t>
-      </w:r>
-      <w:r>
-        <w:rPr>
-          <w:rFonts w:ascii="Times New Roman" w:eastAsia="Times New Roman" w:hAnsi="Times New Roman" w:cs="Times New Roman"/>
-          <w:sz w:val="24"/>
-          <w:szCs w:val="24"/>
-        </w:rPr>
-        <w:t xml:space="preserve"> Khử ồn tuyệt đối (mic sát miệng) và Bảo mật tuyệt đối (không có thẻ = không ra lệnh được).</w:t>
+      </w:pPr>
+      <w:r>
+        <w:t>Nghiên cứu khả năng tích hợp Mic/Loa trực tiếp vào S3 (vì dòng này hỗ trợ AI/Audio tốt) cho các pha sau.</w:t>
       </w:r>
     </w:p>
     <w:p/>
@@ -748,8 +370,306 @@
 </file>
 
 <file path=word/numbering.xml><?xml version="1.0" encoding="utf-8"?>
-<w:numbering xmlns:wpc="http://schemas.microsoft.com/office/word/2010/wordprocessingCanvas" xmlns:cx="http://schemas.microsoft.com/office/drawing/2014/chartex" xmlns:cx1="http://schemas.microsoft.com/office/drawing/2015/9/8/chartex" xmlns:cx2="http://schemas.microsoft.com/office/drawing/2015/10/21/chartex" xmlns:cx3="http://schemas.microsoft.com/office/drawing/2016/5/9/chartex" xmlns:cx4="http://schemas.microsoft.com/office/drawing/2016/5/10/chartex" xmlns:cx5="http://schemas.microsoft.com/office/drawing/2016/5/11/chartex" xmlns:cx6="http://schemas.microsoft.com/office/drawing/2016/5/12/chartex" xmlns:cx7="http://schemas.microsoft.com/office/drawing/2016/5/13/chartex" xmlns:cx8="http://schemas.microsoft.com/office/drawing/2016/5/14/chartex" xmlns:mc="http://schemas.openxmlformats.org/markup-compatibility/2006" xmlns:aink="http://schemas.microsoft.com/office/drawing/2016/ink" xmlns:am3d="http://schemas.microsoft.com/office/drawing/2017/model3d" xmlns:o="urn:schemas-microsoft-com:office:office" xmlns:r="http://schemas.openxmlformats.org/officeDocument/2006/relationships" xmlns:m="http://schemas.openxmlformats.org/officeDocument/2006/math" xmlns:v="urn:schemas-microsoft-com:vml" xmlns:wp14="http://schemas.microsoft.com/office/word/2010/wordprocessingDrawing" xmlns:wp="http://schemas.openxmlformats.org/drawingml/2006/wordprocessingDrawing" xmlns:w10="urn:schemas-microsoft-com:office:word" xmlns:w="http://schemas.openxmlformats.org/wordprocessingml/2006/main" xmlns:w14="http://schemas.microsoft.com/office/word/2010/wordml" xmlns:w15="http://schemas.microsoft.com/office/word/2012/wordml" xmlns:w16cex="http://schemas.microsoft.com/office/word/2018/wordml/cex" xmlns:w16cid="http://schemas.microsoft.com/office/word/2016/wordml/cid" xmlns:w16="http://schemas.microsoft.com/office/word/2018/wordml" xmlns:w16sdtdh="http://schemas.microsoft.com/office/word/2020/wordml/sdtdatahash" xmlns:w16se="http://schemas.microsoft.com/office/word/2015/wordml/symex" xmlns:wpg="http://schemas.microsoft.com/office/word/2010/wordprocessingGroup" xmlns:wpi="http://schemas.microsoft.com/office/word/2010/wordprocessingInk" xmlns:wne="http://schemas.microsoft.com/office/word/2006/wordml" xmlns:wps="http://schemas.microsoft.com/office/word/2010/wordprocessingShape" mc:Ignorable="w14 w15 w16se w16cid w16 w16cex w16sdtdh wp14">
+<w:numbering xmlns:wpc="http://schemas.microsoft.com/office/word/2010/wordprocessingCanvas" xmlns:cx="http://schemas.microsoft.com/office/drawing/2014/chartex" xmlns:cx1="http://schemas.microsoft.com/office/drawing/2015/9/8/chartex" xmlns:cx2="http://schemas.microsoft.com/office/drawing/2015/10/21/chartex" xmlns:cx3="http://schemas.microsoft.com/office/drawing/2016/5/9/chartex" xmlns:cx4="http://schemas.microsoft.com/office/drawing/2016/5/10/chartex" xmlns:cx5="http://schemas.microsoft.com/office/drawing/2016/5/11/chartex" xmlns:cx6="http://schemas.microsoft.com/office/drawing/2016/5/12/chartex" xmlns:cx7="http://schemas.microsoft.com/office/drawing/2016/5/13/chartex" xmlns:cx8="http://schemas.microsoft.com/office/drawing/2016/5/14/chartex" xmlns:mc="http://schemas.openxmlformats.org/markup-compatibility/2006" xmlns:aink="http://schemas.microsoft.com/office/drawing/2016/ink" xmlns:am3d="http://schemas.microsoft.com/office/drawing/2017/model3d" xmlns:o="urn:schemas-microsoft-com:office:office" xmlns:oel="http://schemas.microsoft.com/office/2019/extlst" xmlns:r="http://schemas.openxmlformats.org/officeDocument/2006/relationships" xmlns:m="http://schemas.openxmlformats.org/officeDocument/2006/math" xmlns:v="urn:schemas-microsoft-com:vml" xmlns:wp14="http://schemas.microsoft.com/office/word/2010/wordprocessingDrawing" xmlns:wp="http://schemas.openxmlformats.org/drawingml/2006/wordprocessingDrawing" xmlns:w10="urn:schemas-microsoft-com:office:word" xmlns:w="http://schemas.openxmlformats.org/wordprocessingml/2006/main" xmlns:w14="http://schemas.microsoft.com/office/word/2010/wordml" xmlns:w15="http://schemas.microsoft.com/office/word/2012/wordml" xmlns:w16cex="http://schemas.microsoft.com/office/word/2018/wordml/cex" xmlns:w16cid="http://schemas.microsoft.com/office/word/2016/wordml/cid" xmlns:w16="http://schemas.microsoft.com/office/word/2018/wordml" xmlns:w16du="http://schemas.microsoft.com/office/word/2023/wordml/word16du" xmlns:w16sdtdh="http://schemas.microsoft.com/office/word/2020/wordml/sdtdatahash" xmlns:w16sdtfl="http://schemas.microsoft.com/office/word/2024/wordml/sdtformatlock" xmlns:w16se="http://schemas.microsoft.com/office/word/2015/wordml/symex" xmlns:wpg="http://schemas.microsoft.com/office/word/2010/wordprocessingGroup" xmlns:wpi="http://schemas.microsoft.com/office/word/2010/wordprocessingInk" xmlns:wne="http://schemas.microsoft.com/office/word/2006/wordml" xmlns:wps="http://schemas.microsoft.com/office/word/2010/wordprocessingShape" mc:Ignorable="w14 w15 w16se w16cid w16 w16cex w16sdtdh w16sdtfl w16du wp14">
   <w:abstractNum w:abstractNumId="0" w15:restartNumberingAfterBreak="0">
+    <w:nsid w:val="02A4761B"/>
+    <w:multiLevelType w:val="multilevel"/>
+    <w:tmpl w:val="6B400B18"/>
+    <w:lvl w:ilvl="0">
+      <w:start w:val="1"/>
+      <w:numFmt w:val="bullet"/>
+      <w:lvlText w:val=""/>
+      <w:lvlJc w:val="left"/>
+      <w:pPr>
+        <w:tabs>
+          <w:tab w:val="num" w:pos="720"/>
+        </w:tabs>
+        <w:ind w:left="720" w:hanging="360"/>
+      </w:pPr>
+      <w:rPr>
+        <w:rFonts w:ascii="Symbol" w:hAnsi="Symbol" w:hint="default"/>
+        <w:sz w:val="20"/>
+      </w:rPr>
+    </w:lvl>
+    <w:lvl w:ilvl="1" w:tentative="1">
+      <w:start w:val="1"/>
+      <w:numFmt w:val="bullet"/>
+      <w:lvlText w:val="o"/>
+      <w:lvlJc w:val="left"/>
+      <w:pPr>
+        <w:tabs>
+          <w:tab w:val="num" w:pos="1440"/>
+        </w:tabs>
+        <w:ind w:left="1440" w:hanging="360"/>
+      </w:pPr>
+      <w:rPr>
+        <w:rFonts w:ascii="Courier New" w:hAnsi="Courier New" w:hint="default"/>
+        <w:sz w:val="20"/>
+      </w:rPr>
+    </w:lvl>
+    <w:lvl w:ilvl="2" w:tentative="1">
+      <w:start w:val="1"/>
+      <w:numFmt w:val="bullet"/>
+      <w:lvlText w:val=""/>
+      <w:lvlJc w:val="left"/>
+      <w:pPr>
+        <w:tabs>
+          <w:tab w:val="num" w:pos="2160"/>
+        </w:tabs>
+        <w:ind w:left="2160" w:hanging="360"/>
+      </w:pPr>
+      <w:rPr>
+        <w:rFonts w:ascii="Wingdings" w:hAnsi="Wingdings" w:hint="default"/>
+        <w:sz w:val="20"/>
+      </w:rPr>
+    </w:lvl>
+    <w:lvl w:ilvl="3" w:tentative="1">
+      <w:start w:val="1"/>
+      <w:numFmt w:val="bullet"/>
+      <w:lvlText w:val=""/>
+      <w:lvlJc w:val="left"/>
+      <w:pPr>
+        <w:tabs>
+          <w:tab w:val="num" w:pos="2880"/>
+        </w:tabs>
+        <w:ind w:left="2880" w:hanging="360"/>
+      </w:pPr>
+      <w:rPr>
+        <w:rFonts w:ascii="Wingdings" w:hAnsi="Wingdings" w:hint="default"/>
+        <w:sz w:val="20"/>
+      </w:rPr>
+    </w:lvl>
+    <w:lvl w:ilvl="4" w:tentative="1">
+      <w:start w:val="1"/>
+      <w:numFmt w:val="bullet"/>
+      <w:lvlText w:val=""/>
+      <w:lvlJc w:val="left"/>
+      <w:pPr>
+        <w:tabs>
+          <w:tab w:val="num" w:pos="3600"/>
+        </w:tabs>
+        <w:ind w:left="3600" w:hanging="360"/>
+      </w:pPr>
+      <w:rPr>
+        <w:rFonts w:ascii="Wingdings" w:hAnsi="Wingdings" w:hint="default"/>
+        <w:sz w:val="20"/>
+      </w:rPr>
+    </w:lvl>
+    <w:lvl w:ilvl="5" w:tentative="1">
+      <w:start w:val="1"/>
+      <w:numFmt w:val="bullet"/>
+      <w:lvlText w:val=""/>
+      <w:lvlJc w:val="left"/>
+      <w:pPr>
+        <w:tabs>
+          <w:tab w:val="num" w:pos="4320"/>
+        </w:tabs>
+        <w:ind w:left="4320" w:hanging="360"/>
+      </w:pPr>
+      <w:rPr>
+        <w:rFonts w:ascii="Wingdings" w:hAnsi="Wingdings" w:hint="default"/>
+        <w:sz w:val="20"/>
+      </w:rPr>
+    </w:lvl>
+    <w:lvl w:ilvl="6" w:tentative="1">
+      <w:start w:val="1"/>
+      <w:numFmt w:val="bullet"/>
+      <w:lvlText w:val=""/>
+      <w:lvlJc w:val="left"/>
+      <w:pPr>
+        <w:tabs>
+          <w:tab w:val="num" w:pos="5040"/>
+        </w:tabs>
+        <w:ind w:left="5040" w:hanging="360"/>
+      </w:pPr>
+      <w:rPr>
+        <w:rFonts w:ascii="Wingdings" w:hAnsi="Wingdings" w:hint="default"/>
+        <w:sz w:val="20"/>
+      </w:rPr>
+    </w:lvl>
+    <w:lvl w:ilvl="7" w:tentative="1">
+      <w:start w:val="1"/>
+      <w:numFmt w:val="bullet"/>
+      <w:lvlText w:val=""/>
+      <w:lvlJc w:val="left"/>
+      <w:pPr>
+        <w:tabs>
+          <w:tab w:val="num" w:pos="5760"/>
+        </w:tabs>
+        <w:ind w:left="5760" w:hanging="360"/>
+      </w:pPr>
+      <w:rPr>
+        <w:rFonts w:ascii="Wingdings" w:hAnsi="Wingdings" w:hint="default"/>
+        <w:sz w:val="20"/>
+      </w:rPr>
+    </w:lvl>
+    <w:lvl w:ilvl="8" w:tentative="1">
+      <w:start w:val="1"/>
+      <w:numFmt w:val="bullet"/>
+      <w:lvlText w:val=""/>
+      <w:lvlJc w:val="left"/>
+      <w:pPr>
+        <w:tabs>
+          <w:tab w:val="num" w:pos="6480"/>
+        </w:tabs>
+        <w:ind w:left="6480" w:hanging="360"/>
+      </w:pPr>
+      <w:rPr>
+        <w:rFonts w:ascii="Wingdings" w:hAnsi="Wingdings" w:hint="default"/>
+        <w:sz w:val="20"/>
+      </w:rPr>
+    </w:lvl>
+  </w:abstractNum>
+  <w:abstractNum w:abstractNumId="1" w15:restartNumberingAfterBreak="0">
+    <w:nsid w:val="18505D77"/>
+    <w:multiLevelType w:val="multilevel"/>
+    <w:tmpl w:val="AB2EADD0"/>
+    <w:lvl w:ilvl="0">
+      <w:start w:val="1"/>
+      <w:numFmt w:val="bullet"/>
+      <w:lvlText w:val=""/>
+      <w:lvlJc w:val="left"/>
+      <w:pPr>
+        <w:tabs>
+          <w:tab w:val="num" w:pos="720"/>
+        </w:tabs>
+        <w:ind w:left="720" w:hanging="360"/>
+      </w:pPr>
+      <w:rPr>
+        <w:rFonts w:ascii="Symbol" w:hAnsi="Symbol" w:hint="default"/>
+        <w:sz w:val="20"/>
+      </w:rPr>
+    </w:lvl>
+    <w:lvl w:ilvl="1">
+      <w:start w:val="1"/>
+      <w:numFmt w:val="bullet"/>
+      <w:lvlText w:val="o"/>
+      <w:lvlJc w:val="left"/>
+      <w:pPr>
+        <w:tabs>
+          <w:tab w:val="num" w:pos="1440"/>
+        </w:tabs>
+        <w:ind w:left="1440" w:hanging="360"/>
+      </w:pPr>
+      <w:rPr>
+        <w:rFonts w:ascii="Courier New" w:hAnsi="Courier New" w:hint="default"/>
+        <w:sz w:val="20"/>
+      </w:rPr>
+    </w:lvl>
+    <w:lvl w:ilvl="2" w:tentative="1">
+      <w:start w:val="1"/>
+      <w:numFmt w:val="bullet"/>
+      <w:lvlText w:val=""/>
+      <w:lvlJc w:val="left"/>
+      <w:pPr>
+        <w:tabs>
+          <w:tab w:val="num" w:pos="2160"/>
+        </w:tabs>
+        <w:ind w:left="2160" w:hanging="360"/>
+      </w:pPr>
+      <w:rPr>
+        <w:rFonts w:ascii="Wingdings" w:hAnsi="Wingdings" w:hint="default"/>
+        <w:sz w:val="20"/>
+      </w:rPr>
+    </w:lvl>
+    <w:lvl w:ilvl="3" w:tentative="1">
+      <w:start w:val="1"/>
+      <w:numFmt w:val="bullet"/>
+      <w:lvlText w:val=""/>
+      <w:lvlJc w:val="left"/>
+      <w:pPr>
+        <w:tabs>
+          <w:tab w:val="num" w:pos="2880"/>
+        </w:tabs>
+        <w:ind w:left="2880" w:hanging="360"/>
+      </w:pPr>
+      <w:rPr>
+        <w:rFonts w:ascii="Wingdings" w:hAnsi="Wingdings" w:hint="default"/>
+        <w:sz w:val="20"/>
+      </w:rPr>
+    </w:lvl>
+    <w:lvl w:ilvl="4" w:tentative="1">
+      <w:start w:val="1"/>
+      <w:numFmt w:val="bullet"/>
+      <w:lvlText w:val=""/>
+      <w:lvlJc w:val="left"/>
+      <w:pPr>
+        <w:tabs>
+          <w:tab w:val="num" w:pos="3600"/>
+        </w:tabs>
+        <w:ind w:left="3600" w:hanging="360"/>
+      </w:pPr>
+      <w:rPr>
+        <w:rFonts w:ascii="Wingdings" w:hAnsi="Wingdings" w:hint="default"/>
+        <w:sz w:val="20"/>
+      </w:rPr>
+    </w:lvl>
+    <w:lvl w:ilvl="5" w:tentative="1">
+      <w:start w:val="1"/>
+      <w:numFmt w:val="bullet"/>
+      <w:lvlText w:val=""/>
+      <w:lvlJc w:val="left"/>
+      <w:pPr>
+        <w:tabs>
+          <w:tab w:val="num" w:pos="4320"/>
+        </w:tabs>
+        <w:ind w:left="4320" w:hanging="360"/>
+      </w:pPr>
+      <w:rPr>
+        <w:rFonts w:ascii="Wingdings" w:hAnsi="Wingdings" w:hint="default"/>
+        <w:sz w:val="20"/>
+      </w:rPr>
+    </w:lvl>
+    <w:lvl w:ilvl="6" w:tentative="1">
+      <w:start w:val="1"/>
+      <w:numFmt w:val="bullet"/>
+      <w:lvlText w:val=""/>
+      <w:lvlJc w:val="left"/>
+      <w:pPr>
+        <w:tabs>
+          <w:tab w:val="num" w:pos="5040"/>
+        </w:tabs>
+        <w:ind w:left="5040" w:hanging="360"/>
+      </w:pPr>
+      <w:rPr>
+        <w:rFonts w:ascii="Wingdings" w:hAnsi="Wingdings" w:hint="default"/>
+        <w:sz w:val="20"/>
+      </w:rPr>
+    </w:lvl>
+    <w:lvl w:ilvl="7" w:tentative="1">
+      <w:start w:val="1"/>
+      <w:numFmt w:val="bullet"/>
+      <w:lvlText w:val=""/>
+      <w:lvlJc w:val="left"/>
+      <w:pPr>
+        <w:tabs>
+          <w:tab w:val="num" w:pos="5760"/>
+        </w:tabs>
+        <w:ind w:left="5760" w:hanging="360"/>
+      </w:pPr>
+      <w:rPr>
+        <w:rFonts w:ascii="Wingdings" w:hAnsi="Wingdings" w:hint="default"/>
+        <w:sz w:val="20"/>
+      </w:rPr>
+    </w:lvl>
+    <w:lvl w:ilvl="8" w:tentative="1">
+      <w:start w:val="1"/>
+      <w:numFmt w:val="bullet"/>
+      <w:lvlText w:val=""/>
+      <w:lvlJc w:val="left"/>
+      <w:pPr>
+        <w:tabs>
+          <w:tab w:val="num" w:pos="6480"/>
+        </w:tabs>
+        <w:ind w:left="6480" w:hanging="360"/>
+      </w:pPr>
+      <w:rPr>
+        <w:rFonts w:ascii="Wingdings" w:hAnsi="Wingdings" w:hint="default"/>
+        <w:sz w:val="20"/>
+      </w:rPr>
+    </w:lvl>
+  </w:abstractNum>
+  <w:abstractNum w:abstractNumId="2" w15:restartNumberingAfterBreak="0">
     <w:nsid w:val="334215B8"/>
     <w:multiLevelType w:val="multilevel"/>
     <w:tmpl w:val="D76E193E"/>
@@ -898,7 +818,124 @@
       </w:rPr>
     </w:lvl>
   </w:abstractNum>
-  <w:abstractNum w:abstractNumId="1" w15:restartNumberingAfterBreak="0">
+  <w:abstractNum w:abstractNumId="3" w15:restartNumberingAfterBreak="0">
+    <w:nsid w:val="378F39CB"/>
+    <w:multiLevelType w:val="multilevel"/>
+    <w:tmpl w:val="A1EC6F20"/>
+    <w:lvl w:ilvl="0">
+      <w:start w:val="1"/>
+      <w:numFmt w:val="decimal"/>
+      <w:lvlText w:val="%1."/>
+      <w:lvlJc w:val="left"/>
+      <w:pPr>
+        <w:tabs>
+          <w:tab w:val="num" w:pos="720"/>
+        </w:tabs>
+        <w:ind w:left="720" w:hanging="360"/>
+      </w:pPr>
+    </w:lvl>
+    <w:lvl w:ilvl="1">
+      <w:start w:val="1"/>
+      <w:numFmt w:val="bullet"/>
+      <w:lvlText w:val="o"/>
+      <w:lvlJc w:val="left"/>
+      <w:pPr>
+        <w:tabs>
+          <w:tab w:val="num" w:pos="1440"/>
+        </w:tabs>
+        <w:ind w:left="1440" w:hanging="360"/>
+      </w:pPr>
+      <w:rPr>
+        <w:rFonts w:ascii="Courier New" w:hAnsi="Courier New" w:hint="default"/>
+        <w:sz w:val="20"/>
+      </w:rPr>
+    </w:lvl>
+    <w:lvl w:ilvl="2" w:tentative="1">
+      <w:start w:val="1"/>
+      <w:numFmt w:val="decimal"/>
+      <w:lvlText w:val="%3."/>
+      <w:lvlJc w:val="left"/>
+      <w:pPr>
+        <w:tabs>
+          <w:tab w:val="num" w:pos="2160"/>
+        </w:tabs>
+        <w:ind w:left="2160" w:hanging="360"/>
+      </w:pPr>
+    </w:lvl>
+    <w:lvl w:ilvl="3" w:tentative="1">
+      <w:start w:val="1"/>
+      <w:numFmt w:val="decimal"/>
+      <w:lvlText w:val="%4."/>
+      <w:lvlJc w:val="left"/>
+      <w:pPr>
+        <w:tabs>
+          <w:tab w:val="num" w:pos="2880"/>
+        </w:tabs>
+        <w:ind w:left="2880" w:hanging="360"/>
+      </w:pPr>
+    </w:lvl>
+    <w:lvl w:ilvl="4" w:tentative="1">
+      <w:start w:val="1"/>
+      <w:numFmt w:val="decimal"/>
+      <w:lvlText w:val="%5."/>
+      <w:lvlJc w:val="left"/>
+      <w:pPr>
+        <w:tabs>
+          <w:tab w:val="num" w:pos="3600"/>
+        </w:tabs>
+        <w:ind w:left="3600" w:hanging="360"/>
+      </w:pPr>
+    </w:lvl>
+    <w:lvl w:ilvl="5" w:tentative="1">
+      <w:start w:val="1"/>
+      <w:numFmt w:val="decimal"/>
+      <w:lvlText w:val="%6."/>
+      <w:lvlJc w:val="left"/>
+      <w:pPr>
+        <w:tabs>
+          <w:tab w:val="num" w:pos="4320"/>
+        </w:tabs>
+        <w:ind w:left="4320" w:hanging="360"/>
+      </w:pPr>
+    </w:lvl>
+    <w:lvl w:ilvl="6" w:tentative="1">
+      <w:start w:val="1"/>
+      <w:numFmt w:val="decimal"/>
+      <w:lvlText w:val="%7."/>
+      <w:lvlJc w:val="left"/>
+      <w:pPr>
+        <w:tabs>
+          <w:tab w:val="num" w:pos="5040"/>
+        </w:tabs>
+        <w:ind w:left="5040" w:hanging="360"/>
+      </w:pPr>
+    </w:lvl>
+    <w:lvl w:ilvl="7" w:tentative="1">
+      <w:start w:val="1"/>
+      <w:numFmt w:val="decimal"/>
+      <w:lvlText w:val="%8."/>
+      <w:lvlJc w:val="left"/>
+      <w:pPr>
+        <w:tabs>
+          <w:tab w:val="num" w:pos="5760"/>
+        </w:tabs>
+        <w:ind w:left="5760" w:hanging="360"/>
+      </w:pPr>
+    </w:lvl>
+    <w:lvl w:ilvl="8" w:tentative="1">
+      <w:start w:val="1"/>
+      <w:numFmt w:val="decimal"/>
+      <w:lvlText w:val="%9."/>
+      <w:lvlJc w:val="left"/>
+      <w:pPr>
+        <w:tabs>
+          <w:tab w:val="num" w:pos="6480"/>
+        </w:tabs>
+        <w:ind w:left="6480" w:hanging="360"/>
+      </w:pPr>
+    </w:lvl>
+  </w:abstractNum>
+  <w:abstractNum w:abstractNumId="4" w15:restartNumberingAfterBreak="0">
     <w:nsid w:val="396A65DC"/>
     <w:multiLevelType w:val="multilevel"/>
     <w:tmpl w:val="0958E12E"/>
@@ -1047,7 +1084,273 @@
       </w:rPr>
     </w:lvl>
   </w:abstractNum>
-  <w:abstractNum w:abstractNumId="2" w15:restartNumberingAfterBreak="0">
+  <w:abstractNum w:abstractNumId="5" w15:restartNumberingAfterBreak="0">
+    <w:nsid w:val="454B0251"/>
+    <w:multiLevelType w:val="multilevel"/>
+    <w:tmpl w:val="3898988A"/>
+    <w:lvl w:ilvl="0">
+      <w:start w:val="1"/>
+      <w:numFmt w:val="decimal"/>
+      <w:lvlText w:val="%1."/>
+      <w:lvlJc w:val="left"/>
+      <w:pPr>
+        <w:tabs>
+          <w:tab w:val="num" w:pos="720"/>
+        </w:tabs>
+        <w:ind w:left="720" w:hanging="360"/>
+      </w:pPr>
+    </w:lvl>
+    <w:lvl w:ilvl="1">
+      <w:start w:val="1"/>
+      <w:numFmt w:val="bullet"/>
+      <w:lvlText w:val="o"/>
+      <w:lvlJc w:val="left"/>
+      <w:pPr>
+        <w:tabs>
+          <w:tab w:val="num" w:pos="1440"/>
+        </w:tabs>
+        <w:ind w:left="1440" w:hanging="360"/>
+      </w:pPr>
+      <w:rPr>
+        <w:rFonts w:ascii="Courier New" w:hAnsi="Courier New" w:hint="default"/>
+        <w:sz w:val="20"/>
+      </w:rPr>
+    </w:lvl>
+    <w:lvl w:ilvl="2" w:tentative="1">
+      <w:start w:val="1"/>
+      <w:numFmt w:val="decimal"/>
+      <w:lvlText w:val="%3."/>
+      <w:lvlJc w:val="left"/>
+      <w:pPr>
+        <w:tabs>
+          <w:tab w:val="num" w:pos="2160"/>
+        </w:tabs>
+        <w:ind w:left="2160" w:hanging="360"/>
+      </w:pPr>
+    </w:lvl>
+    <w:lvl w:ilvl="3" w:tentative="1">
+      <w:start w:val="1"/>
+      <w:numFmt w:val="decimal"/>
+      <w:lvlText w:val="%4."/>
+      <w:lvlJc w:val="left"/>
+      <w:pPr>
+        <w:tabs>
+          <w:tab w:val="num" w:pos="2880"/>
+        </w:tabs>
+        <w:ind w:left="2880" w:hanging="360"/>
+      </w:pPr>
+    </w:lvl>
+    <w:lvl w:ilvl="4" w:tentative="1">
+      <w:start w:val="1"/>
+      <w:numFmt w:val="decimal"/>
+      <w:lvlText w:val="%5."/>
+      <w:lvlJc w:val="left"/>
+      <w:pPr>
+        <w:tabs>
+          <w:tab w:val="num" w:pos="3600"/>
+        </w:tabs>
+        <w:ind w:left="3600" w:hanging="360"/>
+      </w:pPr>
+    </w:lvl>
+    <w:lvl w:ilvl="5" w:tentative="1">
+      <w:start w:val="1"/>
+      <w:numFmt w:val="decimal"/>
+      <w:lvlText w:val="%6."/>
+      <w:lvlJc w:val="left"/>
+      <w:pPr>
+        <w:tabs>
+          <w:tab w:val="num" w:pos="4320"/>
+        </w:tabs>
+        <w:ind w:left="4320" w:hanging="360"/>
+      </w:pPr>
+    </w:lvl>
+    <w:lvl w:ilvl="6" w:tentative="1">
+      <w:start w:val="1"/>
+      <w:numFmt w:val="decimal"/>
+      <w:lvlText w:val="%7."/>
+      <w:lvlJc w:val="left"/>
+      <w:pPr>
+        <w:tabs>
+          <w:tab w:val="num" w:pos="5040"/>
+        </w:tabs>
+        <w:ind w:left="5040" w:hanging="360"/>
+      </w:pPr>
+    </w:lvl>
+    <w:lvl w:ilvl="7" w:tentative="1">
+      <w:start w:val="1"/>
+      <w:numFmt w:val="decimal"/>
+      <w:lvlText w:val="%8."/>
+      <w:lvlJc w:val="left"/>
+      <w:pPr>
+        <w:tabs>
+          <w:tab w:val="num" w:pos="5760"/>
+        </w:tabs>
+        <w:ind w:left="5760" w:hanging="360"/>
+      </w:pPr>
+    </w:lvl>
+    <w:lvl w:ilvl="8" w:tentative="1">
+      <w:start w:val="1"/>
+      <w:numFmt w:val="decimal"/>
+      <w:lvlText w:val="%9."/>
+      <w:lvlJc w:val="left"/>
+      <w:pPr>
+        <w:tabs>
+          <w:tab w:val="num" w:pos="6480"/>
+        </w:tabs>
+        <w:ind w:left="6480" w:hanging="360"/>
+      </w:pPr>
+    </w:lvl>
+  </w:abstractNum>
+  <w:abstractNum w:abstractNumId="6" w15:restartNumberingAfterBreak="0">
+    <w:nsid w:val="4CA77663"/>
+    <w:multiLevelType w:val="multilevel"/>
+    <w:tmpl w:val="1E38C0E4"/>
+    <w:lvl w:ilvl="0">
+      <w:start w:val="1"/>
+      <w:numFmt w:val="bullet"/>
+      <w:lvlText w:val=""/>
+      <w:lvlJc w:val="left"/>
+      <w:pPr>
+        <w:tabs>
+          <w:tab w:val="num" w:pos="720"/>
+        </w:tabs>
+        <w:ind w:left="720" w:hanging="360"/>
+      </w:pPr>
+      <w:rPr>
+        <w:rFonts w:ascii="Symbol" w:hAnsi="Symbol" w:hint="default"/>
+        <w:sz w:val="20"/>
+      </w:rPr>
+    </w:lvl>
+    <w:lvl w:ilvl="1">
+      <w:start w:val="1"/>
+      <w:numFmt w:val="bullet"/>
+      <w:lvlText w:val="o"/>
+      <w:lvlJc w:val="left"/>
+      <w:pPr>
+        <w:tabs>
+          <w:tab w:val="num" w:pos="1440"/>
+        </w:tabs>
+        <w:ind w:left="1440" w:hanging="360"/>
+      </w:pPr>
+      <w:rPr>
+        <w:rFonts w:ascii="Courier New" w:hAnsi="Courier New" w:hint="default"/>
+        <w:sz w:val="20"/>
+      </w:rPr>
+    </w:lvl>
+    <w:lvl w:ilvl="2" w:tentative="1">
+      <w:start w:val="1"/>
+      <w:numFmt w:val="bullet"/>
+      <w:lvlText w:val=""/>
+      <w:lvlJc w:val="left"/>
+      <w:pPr>
+        <w:tabs>
+          <w:tab w:val="num" w:pos="2160"/>
+        </w:tabs>
+        <w:ind w:left="2160" w:hanging="360"/>
+      </w:pPr>
+      <w:rPr>
+        <w:rFonts w:ascii="Wingdings" w:hAnsi="Wingdings" w:hint="default"/>
+        <w:sz w:val="20"/>
+      </w:rPr>
+    </w:lvl>
+    <w:lvl w:ilvl="3" w:tentative="1">
+      <w:start w:val="1"/>
+      <w:numFmt w:val="bullet"/>
+      <w:lvlText w:val=""/>
+      <w:lvlJc w:val="left"/>
+      <w:pPr>
+        <w:tabs>
+          <w:tab w:val="num" w:pos="2880"/>
+        </w:tabs>
+        <w:ind w:left="2880" w:hanging="360"/>
+      </w:pPr>
+      <w:rPr>
+        <w:rFonts w:ascii="Wingdings" w:hAnsi="Wingdings" w:hint="default"/>
+        <w:sz w:val="20"/>
+      </w:rPr>
+    </w:lvl>
+    <w:lvl w:ilvl="4" w:tentative="1">
+      <w:start w:val="1"/>
+      <w:numFmt w:val="bullet"/>
+      <w:lvlText w:val=""/>
+      <w:lvlJc w:val="left"/>
+      <w:pPr>
+        <w:tabs>
+          <w:tab w:val="num" w:pos="3600"/>
+        </w:tabs>
+        <w:ind w:left="3600" w:hanging="360"/>
+      </w:pPr>
+      <w:rPr>
+        <w:rFonts w:ascii="Wingdings" w:hAnsi="Wingdings" w:hint="default"/>
+        <w:sz w:val="20"/>
+      </w:rPr>
+    </w:lvl>
+    <w:lvl w:ilvl="5" w:tentative="1">
+      <w:start w:val="1"/>
+      <w:numFmt w:val="bullet"/>
+      <w:lvlText w:val=""/>
+      <w:lvlJc w:val="left"/>
+      <w:pPr>
+        <w:tabs>
+          <w:tab w:val="num" w:pos="4320"/>
+        </w:tabs>
+        <w:ind w:left="4320" w:hanging="360"/>
+      </w:pPr>
+      <w:rPr>
+        <w:rFonts w:ascii="Wingdings" w:hAnsi="Wingdings" w:hint="default"/>
+        <w:sz w:val="20"/>
+      </w:rPr>
+    </w:lvl>
+    <w:lvl w:ilvl="6" w:tentative="1">
+      <w:start w:val="1"/>
+      <w:numFmt w:val="bullet"/>
+      <w:lvlText w:val=""/>
+      <w:lvlJc w:val="left"/>
+      <w:pPr>
+        <w:tabs>
+          <w:tab w:val="num" w:pos="5040"/>
+        </w:tabs>
+        <w:ind w:left="5040" w:hanging="360"/>
+      </w:pPr>
+      <w:rPr>
+        <w:rFonts w:ascii="Wingdings" w:hAnsi="Wingdings" w:hint="default"/>
+        <w:sz w:val="20"/>
+      </w:rPr>
+    </w:lvl>
+    <w:lvl w:ilvl="7" w:tentative="1">
+      <w:start w:val="1"/>
+      <w:numFmt w:val="bullet"/>
+      <w:lvlText w:val=""/>
+      <w:lvlJc w:val="left"/>
+      <w:pPr>
+        <w:tabs>
+          <w:tab w:val="num" w:pos="5760"/>
+        </w:tabs>
+        <w:ind w:left="5760" w:hanging="360"/>
+      </w:pPr>
+      <w:rPr>
+        <w:rFonts w:ascii="Wingdings" w:hAnsi="Wingdings" w:hint="default"/>
+        <w:sz w:val="20"/>
+      </w:rPr>
+    </w:lvl>
+    <w:lvl w:ilvl="8" w:tentative="1">
+      <w:start w:val="1"/>
+      <w:numFmt w:val="bullet"/>
+      <w:lvlText w:val=""/>
+      <w:lvlJc w:val="left"/>
+      <w:pPr>
+        <w:tabs>
+          <w:tab w:val="num" w:pos="6480"/>
+        </w:tabs>
+        <w:ind w:left="6480" w:hanging="360"/>
+      </w:pPr>
+      <w:rPr>
+        <w:rFonts w:ascii="Wingdings" w:hAnsi="Wingdings" w:hint="default"/>
+        <w:sz w:val="20"/>
+      </w:rPr>
+    </w:lvl>
+  </w:abstractNum>
+  <w:abstractNum w:abstractNumId="7" w15:restartNumberingAfterBreak="0">
     <w:nsid w:val="57203AF3"/>
     <w:multiLevelType w:val="multilevel"/>
     <w:tmpl w:val="85407462"/>
@@ -1196,20 +1499,187 @@
       </w:rPr>
     </w:lvl>
   </w:abstractNum>
-  <w:num w:numId="1">
+  <w:abstractNum w:abstractNumId="8" w15:restartNumberingAfterBreak="0">
+    <w:nsid w:val="7C1A4E65"/>
+    <w:multiLevelType w:val="multilevel"/>
+    <w:tmpl w:val="8F8A18F4"/>
+    <w:lvl w:ilvl="0">
+      <w:start w:val="1"/>
+      <w:numFmt w:val="bullet"/>
+      <w:lvlText w:val=""/>
+      <w:lvlJc w:val="left"/>
+      <w:pPr>
+        <w:tabs>
+          <w:tab w:val="num" w:pos="720"/>
+        </w:tabs>
+        <w:ind w:left="720" w:hanging="360"/>
+      </w:pPr>
+      <w:rPr>
+        <w:rFonts w:ascii="Symbol" w:hAnsi="Symbol" w:hint="default"/>
+        <w:sz w:val="20"/>
+      </w:rPr>
+    </w:lvl>
+    <w:lvl w:ilvl="1" w:tentative="1">
+      <w:start w:val="1"/>
+      <w:numFmt w:val="bullet"/>
+      <w:lvlText w:val="o"/>
+      <w:lvlJc w:val="left"/>
+      <w:pPr>
+        <w:tabs>
+          <w:tab w:val="num" w:pos="1440"/>
+        </w:tabs>
+        <w:ind w:left="1440" w:hanging="360"/>
+      </w:pPr>
+      <w:rPr>
+        <w:rFonts w:ascii="Courier New" w:hAnsi="Courier New" w:hint="default"/>
+        <w:sz w:val="20"/>
+      </w:rPr>
+    </w:lvl>
+    <w:lvl w:ilvl="2" w:tentative="1">
+      <w:start w:val="1"/>
+      <w:numFmt w:val="bullet"/>
+      <w:lvlText w:val=""/>
+      <w:lvlJc w:val="left"/>
+      <w:pPr>
+        <w:tabs>
+          <w:tab w:val="num" w:pos="2160"/>
+        </w:tabs>
+        <w:ind w:left="2160" w:hanging="360"/>
+      </w:pPr>
+      <w:rPr>
+        <w:rFonts w:ascii="Wingdings" w:hAnsi="Wingdings" w:hint="default"/>
+        <w:sz w:val="20"/>
+      </w:rPr>
+    </w:lvl>
+    <w:lvl w:ilvl="3" w:tentative="1">
+      <w:start w:val="1"/>
+      <w:numFmt w:val="bullet"/>
+      <w:lvlText w:val=""/>
+      <w:lvlJc w:val="left"/>
+      <w:pPr>
+        <w:tabs>
+          <w:tab w:val="num" w:pos="2880"/>
+        </w:tabs>
+        <w:ind w:left="2880" w:hanging="360"/>
+      </w:pPr>
+      <w:rPr>
+        <w:rFonts w:ascii="Wingdings" w:hAnsi="Wingdings" w:hint="default"/>
+        <w:sz w:val="20"/>
+      </w:rPr>
+    </w:lvl>
+    <w:lvl w:ilvl="4" w:tentative="1">
+      <w:start w:val="1"/>
+      <w:numFmt w:val="bullet"/>
+      <w:lvlText w:val=""/>
+      <w:lvlJc w:val="left"/>
+      <w:pPr>
+        <w:tabs>
+          <w:tab w:val="num" w:pos="3600"/>
+        </w:tabs>
+        <w:ind w:left="3600" w:hanging="360"/>
+      </w:pPr>
+      <w:rPr>
+        <w:rFonts w:ascii="Wingdings" w:hAnsi="Wingdings" w:hint="default"/>
+        <w:sz w:val="20"/>
+      </w:rPr>
+    </w:lvl>
+    <w:lvl w:ilvl="5" w:tentative="1">
+      <w:start w:val="1"/>
+      <w:numFmt w:val="bullet"/>
+      <w:lvlText w:val=""/>
+      <w:lvlJc w:val="left"/>
+      <w:pPr>
+        <w:tabs>
+          <w:tab w:val="num" w:pos="4320"/>
+        </w:tabs>
+        <w:ind w:left="4320" w:hanging="360"/>
+      </w:pPr>
+      <w:rPr>
+        <w:rFonts w:ascii="Wingdings" w:hAnsi="Wingdings" w:hint="default"/>
+        <w:sz w:val="20"/>
+      </w:rPr>
+    </w:lvl>
+    <w:lvl w:ilvl="6" w:tentative="1">
+      <w:start w:val="1"/>
+      <w:numFmt w:val="bullet"/>
+      <w:lvlText w:val=""/>
+      <w:lvlJc w:val="left"/>
+      <w:pPr>
+        <w:tabs>
+          <w:tab w:val="num" w:pos="5040"/>
+        </w:tabs>
+        <w:ind w:left="5040" w:hanging="360"/>
+      </w:pPr>
+      <w:rPr>
+        <w:rFonts w:ascii="Wingdings" w:hAnsi="Wingdings" w:hint="default"/>
+        <w:sz w:val="20"/>
+      </w:rPr>
+    </w:lvl>
+    <w:lvl w:ilvl="7" w:tentative="1">
+      <w:start w:val="1"/>
+      <w:numFmt w:val="bullet"/>
+      <w:lvlText w:val=""/>
+      <w:lvlJc w:val="left"/>
+      <w:pPr>
+        <w:tabs>
+          <w:tab w:val="num" w:pos="5760"/>
+        </w:tabs>
+        <w:ind w:left="5760" w:hanging="360"/>
+      </w:pPr>
+      <w:rPr>
+        <w:rFonts w:ascii="Wingdings" w:hAnsi="Wingdings" w:hint="default"/>
+        <w:sz w:val="20"/>
+      </w:rPr>
+    </w:lvl>
+    <w:lvl w:ilvl="8" w:tentative="1">
+      <w:start w:val="1"/>
+      <w:numFmt w:val="bullet"/>
+      <w:lvlText w:val=""/>
+      <w:lvlJc w:val="left"/>
+      <w:pPr>
+        <w:tabs>
+          <w:tab w:val="num" w:pos="6480"/>
+        </w:tabs>
+        <w:ind w:left="6480" w:hanging="360"/>
+      </w:pPr>
+      <w:rPr>
+        <w:rFonts w:ascii="Wingdings" w:hAnsi="Wingdings" w:hint="default"/>
+        <w:sz w:val="20"/>
+      </w:rPr>
+    </w:lvl>
+  </w:abstractNum>
+  <w:num w:numId="1" w16cid:durableId="545411270">
+    <w:abstractNumId w:val="7"/>
+  </w:num>
+  <w:num w:numId="2" w16cid:durableId="1558200683">
+    <w:abstractNumId w:val="4"/>
+  </w:num>
+  <w:num w:numId="3" w16cid:durableId="1594360677">
     <w:abstractNumId w:val="2"/>
   </w:num>
-  <w:num w:numId="2">
+  <w:num w:numId="4" w16cid:durableId="1965384700">
+    <w:abstractNumId w:val="0"/>
+  </w:num>
+  <w:num w:numId="5" w16cid:durableId="1435051418">
     <w:abstractNumId w:val="1"/>
   </w:num>
-  <w:num w:numId="3">
-    <w:abstractNumId w:val="0"/>
+  <w:num w:numId="6" w16cid:durableId="702556421">
+    <w:abstractNumId w:val="5"/>
+  </w:num>
+  <w:num w:numId="7" w16cid:durableId="1451124217">
+    <w:abstractNumId w:val="8"/>
+  </w:num>
+  <w:num w:numId="8" w16cid:durableId="1101342786">
+    <w:abstractNumId w:val="6"/>
+  </w:num>
+  <w:num w:numId="9" w16cid:durableId="1305427677">
+    <w:abstractNumId w:val="3"/>
   </w:num>
 </w:numbering>
 </file>
 
 <file path=word/styles.xml><?xml version="1.0" encoding="utf-8"?>
-<w:styles xmlns:mc="http://schemas.openxmlformats.org/markup-compatibility/2006" xmlns:r="http://schemas.openxmlformats.org/officeDocument/2006/relationships" xmlns:w="http://schemas.openxmlformats.org/wordprocessingml/2006/main" xmlns:w14="http://schemas.microsoft.com/office/word/2010/wordml" xmlns:w15="http://schemas.microsoft.com/office/word/2012/wordml" xmlns:w16cex="http://schemas.microsoft.com/office/word/2018/wordml/cex" xmlns:w16cid="http://schemas.microsoft.com/office/word/2016/wordml/cid" xmlns:w16="http://schemas.microsoft.com/office/word/2018/wordml" xmlns:w16sdtdh="http://schemas.microsoft.com/office/word/2020/wordml/sdtdatahash" xmlns:w16se="http://schemas.microsoft.com/office/word/2015/wordml/symex" mc:Ignorable="w14 w15 w16se w16cid w16 w16cex w16sdtdh">
+<w:styles xmlns:mc="http://schemas.openxmlformats.org/markup-compatibility/2006" xmlns:r="http://schemas.openxmlformats.org/officeDocument/2006/relationships" xmlns:w="http://schemas.openxmlformats.org/wordprocessingml/2006/main" xmlns:w14="http://schemas.microsoft.com/office/word/2010/wordml" xmlns:w15="http://schemas.microsoft.com/office/word/2012/wordml" xmlns:w16cex="http://schemas.microsoft.com/office/word/2018/wordml/cex" xmlns:w16cid="http://schemas.microsoft.com/office/word/2016/wordml/cid" xmlns:w16="http://schemas.microsoft.com/office/word/2018/wordml" xmlns:w16du="http://schemas.microsoft.com/office/word/2023/wordml/word16du" xmlns:w16sdtdh="http://schemas.microsoft.com/office/word/2020/wordml/sdtdatahash" xmlns:w16sdtfl="http://schemas.microsoft.com/office/word/2024/wordml/sdtformatlock" xmlns:w16se="http://schemas.microsoft.com/office/word/2015/wordml/symex" mc:Ignorable="w14 w15 w16se w16cid w16 w16cex w16sdtdh w16sdtfl w16du">
   <w:docDefaults>
     <w:rPrDefault>
       <w:rPr>
@@ -1649,7 +2119,6 @@
   <w:style w:type="character" w:default="1" w:styleId="DefaultParagraphFont">
     <w:name w:val="Default Paragraph Font"/>
     <w:uiPriority w:val="1"/>
-    <w:semiHidden/>
     <w:unhideWhenUsed/>
   </w:style>
   <w:style w:type="table" w:default="1" w:styleId="TableNormal">
